--- a/Regressões_br_pt.docx
+++ b/Regressões_br_pt.docx
@@ -1089,7 +1089,37 @@
     </w:p>
     <w:p/>
     <w:p/>
-    <w:p/>
+    <w:p>
+      <w:pPr>
+        <w:rPr>
+          <w:b/>
+          <w:bCs/>
+        </w:rPr>
+      </w:pPr>
+      <w:r>
+        <w:rPr>
+          <w:b/>
+          <w:bCs/>
+          <w:u w:val="single"/>
+        </w:rPr>
+        <w:t>CORRIGIDA A SEGUIR</w:t>
+      </w:r>
+      <w:r>
+        <w:rPr>
+          <w:b/>
+          <w:bCs/>
+        </w:rPr>
+        <w:t>:</w:t>
+      </w:r>
+    </w:p>
+    <w:p>
+      <w:pPr>
+        <w:rPr>
+          <w:b/>
+          <w:bCs/>
+        </w:rPr>
+      </w:pPr>
+    </w:p>
     <w:p>
       <w:pPr>
         <w:spacing w:line="240" w:lineRule="atLeast"/>
@@ -1531,7 +1561,31 @@
                 <w:sz w:val="20"/>
                 <w:szCs w:val="20"/>
               </w:rPr>
-              <w:t>127,18%</w:t>
+              <w:t>52</w:t>
+            </w:r>
+            <w:r>
+              <w:rPr>
+                <w:color w:val="000000"/>
+                <w:sz w:val="20"/>
+                <w:szCs w:val="20"/>
+              </w:rPr>
+              <w:t>,</w:t>
+            </w:r>
+            <w:r>
+              <w:rPr>
+                <w:color w:val="000000"/>
+                <w:sz w:val="20"/>
+                <w:szCs w:val="20"/>
+              </w:rPr>
+              <w:t>5</w:t>
+            </w:r>
+            <w:r>
+              <w:rPr>
+                <w:color w:val="000000"/>
+                <w:sz w:val="20"/>
+                <w:szCs w:val="20"/>
+              </w:rPr>
+              <w:t>8%</w:t>
             </w:r>
           </w:p>
         </w:tc>
@@ -1563,7 +1617,31 @@
                 <w:sz w:val="20"/>
                 <w:szCs w:val="20"/>
               </w:rPr>
-              <w:t>66,04%</w:t>
+              <w:t>42</w:t>
+            </w:r>
+            <w:r>
+              <w:rPr>
+                <w:color w:val="000000"/>
+                <w:sz w:val="20"/>
+                <w:szCs w:val="20"/>
+              </w:rPr>
+              <w:t>,</w:t>
+            </w:r>
+            <w:r>
+              <w:rPr>
+                <w:color w:val="000000"/>
+                <w:sz w:val="20"/>
+                <w:szCs w:val="20"/>
+              </w:rPr>
+              <w:t>76</w:t>
+            </w:r>
+            <w:r>
+              <w:rPr>
+                <w:color w:val="000000"/>
+                <w:sz w:val="20"/>
+                <w:szCs w:val="20"/>
+              </w:rPr>
+              <w:t>%</w:t>
             </w:r>
           </w:p>
         </w:tc>
@@ -1595,7 +1673,31 @@
                 <w:sz w:val="20"/>
                 <w:szCs w:val="20"/>
               </w:rPr>
-              <w:t>193,22%</w:t>
+              <w:t>95</w:t>
+            </w:r>
+            <w:r>
+              <w:rPr>
+                <w:color w:val="000000"/>
+                <w:sz w:val="20"/>
+                <w:szCs w:val="20"/>
+              </w:rPr>
+              <w:t>,</w:t>
+            </w:r>
+            <w:r>
+              <w:rPr>
+                <w:color w:val="000000"/>
+                <w:sz w:val="20"/>
+                <w:szCs w:val="20"/>
+              </w:rPr>
+              <w:t>3</w:t>
+            </w:r>
+            <w:r>
+              <w:rPr>
+                <w:color w:val="000000"/>
+                <w:sz w:val="20"/>
+                <w:szCs w:val="20"/>
+              </w:rPr>
+              <w:t>2%</w:t>
             </w:r>
           </w:p>
         </w:tc>
@@ -1627,7 +1729,31 @@
                 <w:sz w:val="20"/>
                 <w:szCs w:val="20"/>
               </w:rPr>
-              <w:t>65,82%</w:t>
+              <w:t>55</w:t>
+            </w:r>
+            <w:r>
+              <w:rPr>
+                <w:color w:val="000000"/>
+                <w:sz w:val="20"/>
+                <w:szCs w:val="20"/>
+              </w:rPr>
+              <w:t>,</w:t>
+            </w:r>
+            <w:r>
+              <w:rPr>
+                <w:color w:val="000000"/>
+                <w:sz w:val="20"/>
+                <w:szCs w:val="20"/>
+              </w:rPr>
+              <w:t>16</w:t>
+            </w:r>
+            <w:r>
+              <w:rPr>
+                <w:color w:val="000000"/>
+                <w:sz w:val="20"/>
+                <w:szCs w:val="20"/>
+              </w:rPr>
+              <w:t>%</w:t>
             </w:r>
           </w:p>
         </w:tc>
@@ -1659,7 +1785,31 @@
                 <w:sz w:val="20"/>
                 <w:szCs w:val="20"/>
               </w:rPr>
-              <w:t>34,18%</w:t>
+              <w:t>44</w:t>
+            </w:r>
+            <w:r>
+              <w:rPr>
+                <w:color w:val="000000"/>
+                <w:sz w:val="20"/>
+                <w:szCs w:val="20"/>
+              </w:rPr>
+              <w:t>,8</w:t>
+            </w:r>
+            <w:r>
+              <w:rPr>
+                <w:color w:val="000000"/>
+                <w:sz w:val="20"/>
+                <w:szCs w:val="20"/>
+              </w:rPr>
+              <w:t>4</w:t>
+            </w:r>
+            <w:r>
+              <w:rPr>
+                <w:color w:val="000000"/>
+                <w:sz w:val="20"/>
+                <w:szCs w:val="20"/>
+              </w:rPr>
+              <w:t>%</w:t>
             </w:r>
           </w:p>
         </w:tc>
@@ -1760,7 +1910,31 @@
                 <w:sz w:val="20"/>
                 <w:szCs w:val="20"/>
               </w:rPr>
-              <w:t>39,00%</w:t>
+              <w:t>24</w:t>
+            </w:r>
+            <w:r>
+              <w:rPr>
+                <w:color w:val="000000"/>
+                <w:sz w:val="20"/>
+                <w:szCs w:val="20"/>
+              </w:rPr>
+              <w:t>,</w:t>
+            </w:r>
+            <w:r>
+              <w:rPr>
+                <w:color w:val="000000"/>
+                <w:sz w:val="20"/>
+                <w:szCs w:val="20"/>
+              </w:rPr>
+              <w:t>14</w:t>
+            </w:r>
+            <w:r>
+              <w:rPr>
+                <w:color w:val="000000"/>
+                <w:sz w:val="20"/>
+                <w:szCs w:val="20"/>
+              </w:rPr>
+              <w:t>%</w:t>
             </w:r>
           </w:p>
         </w:tc>
@@ -1792,7 +1966,31 @@
                 <w:sz w:val="20"/>
                 <w:szCs w:val="20"/>
               </w:rPr>
-              <w:t>26,29%</w:t>
+              <w:t>11</w:t>
+            </w:r>
+            <w:r>
+              <w:rPr>
+                <w:color w:val="000000"/>
+                <w:sz w:val="20"/>
+                <w:szCs w:val="20"/>
+              </w:rPr>
+              <w:t>,</w:t>
+            </w:r>
+            <w:r>
+              <w:rPr>
+                <w:color w:val="000000"/>
+                <w:sz w:val="20"/>
+                <w:szCs w:val="20"/>
+              </w:rPr>
+              <w:t>53</w:t>
+            </w:r>
+            <w:r>
+              <w:rPr>
+                <w:color w:val="000000"/>
+                <w:sz w:val="20"/>
+                <w:szCs w:val="20"/>
+              </w:rPr>
+              <w:t>%</w:t>
             </w:r>
           </w:p>
         </w:tc>
@@ -1824,7 +2022,31 @@
                 <w:sz w:val="20"/>
                 <w:szCs w:val="20"/>
               </w:rPr>
-              <w:t>65,29%</w:t>
+              <w:t>35</w:t>
+            </w:r>
+            <w:r>
+              <w:rPr>
+                <w:color w:val="000000"/>
+                <w:sz w:val="20"/>
+                <w:szCs w:val="20"/>
+              </w:rPr>
+              <w:t>,</w:t>
+            </w:r>
+            <w:r>
+              <w:rPr>
+                <w:color w:val="000000"/>
+                <w:sz w:val="20"/>
+                <w:szCs w:val="20"/>
+              </w:rPr>
+              <w:t>66</w:t>
+            </w:r>
+            <w:r>
+              <w:rPr>
+                <w:color w:val="000000"/>
+                <w:sz w:val="20"/>
+                <w:szCs w:val="20"/>
+              </w:rPr>
+              <w:t>%</w:t>
             </w:r>
           </w:p>
         </w:tc>
@@ -1856,7 +2078,31 @@
                 <w:sz w:val="20"/>
                 <w:szCs w:val="20"/>
               </w:rPr>
-              <w:t>59,73%</w:t>
+              <w:t>67</w:t>
+            </w:r>
+            <w:r>
+              <w:rPr>
+                <w:color w:val="000000"/>
+                <w:sz w:val="20"/>
+                <w:szCs w:val="20"/>
+              </w:rPr>
+              <w:t>,</w:t>
+            </w:r>
+            <w:r>
+              <w:rPr>
+                <w:color w:val="000000"/>
+                <w:sz w:val="20"/>
+                <w:szCs w:val="20"/>
+              </w:rPr>
+              <w:t>68</w:t>
+            </w:r>
+            <w:r>
+              <w:rPr>
+                <w:color w:val="000000"/>
+                <w:sz w:val="20"/>
+                <w:szCs w:val="20"/>
+              </w:rPr>
+              <w:t>%</w:t>
             </w:r>
           </w:p>
         </w:tc>
@@ -1888,7 +2134,31 @@
                 <w:sz w:val="20"/>
                 <w:szCs w:val="20"/>
               </w:rPr>
-              <w:t>40,27%</w:t>
+              <w:t>32</w:t>
+            </w:r>
+            <w:r>
+              <w:rPr>
+                <w:color w:val="000000"/>
+                <w:sz w:val="20"/>
+                <w:szCs w:val="20"/>
+              </w:rPr>
+              <w:t>,</w:t>
+            </w:r>
+            <w:r>
+              <w:rPr>
+                <w:color w:val="000000"/>
+                <w:sz w:val="20"/>
+                <w:szCs w:val="20"/>
+              </w:rPr>
+              <w:t>3</w:t>
+            </w:r>
+            <w:r>
+              <w:rPr>
+                <w:color w:val="000000"/>
+                <w:sz w:val="20"/>
+                <w:szCs w:val="20"/>
+              </w:rPr>
+              <w:t>2%</w:t>
             </w:r>
           </w:p>
         </w:tc>
@@ -1989,7 +2259,15 @@
                 <w:sz w:val="20"/>
                 <w:szCs w:val="20"/>
               </w:rPr>
-              <w:t>88,18%</w:t>
+              <w:t>28,44</w:t>
+            </w:r>
+            <w:r>
+              <w:rPr>
+                <w:color w:val="000000"/>
+                <w:sz w:val="20"/>
+                <w:szCs w:val="20"/>
+              </w:rPr>
+              <w:t>%</w:t>
             </w:r>
           </w:p>
         </w:tc>
@@ -2021,7 +2299,39 @@
                 <w:sz w:val="20"/>
                 <w:szCs w:val="20"/>
               </w:rPr>
-              <w:t>39,75%</w:t>
+              <w:t>3</w:t>
+            </w:r>
+            <w:r>
+              <w:rPr>
+                <w:color w:val="000000"/>
+                <w:sz w:val="20"/>
+                <w:szCs w:val="20"/>
+              </w:rPr>
+              <w:t>1</w:t>
+            </w:r>
+            <w:r>
+              <w:rPr>
+                <w:color w:val="000000"/>
+                <w:sz w:val="20"/>
+                <w:szCs w:val="20"/>
+              </w:rPr>
+              <w:t>,</w:t>
+            </w:r>
+            <w:r>
+              <w:rPr>
+                <w:color w:val="000000"/>
+                <w:sz w:val="20"/>
+                <w:szCs w:val="20"/>
+              </w:rPr>
+              <w:t>23</w:t>
+            </w:r>
+            <w:r>
+              <w:rPr>
+                <w:color w:val="000000"/>
+                <w:sz w:val="20"/>
+                <w:szCs w:val="20"/>
+              </w:rPr>
+              <w:t>%</w:t>
             </w:r>
           </w:p>
         </w:tc>
@@ -2053,7 +2363,31 @@
                 <w:sz w:val="20"/>
                 <w:szCs w:val="20"/>
               </w:rPr>
-              <w:t>127,93%</w:t>
+              <w:t>59</w:t>
+            </w:r>
+            <w:r>
+              <w:rPr>
+                <w:color w:val="000000"/>
+                <w:sz w:val="20"/>
+                <w:szCs w:val="20"/>
+              </w:rPr>
+              <w:t>,</w:t>
+            </w:r>
+            <w:r>
+              <w:rPr>
+                <w:color w:val="000000"/>
+                <w:sz w:val="20"/>
+                <w:szCs w:val="20"/>
+              </w:rPr>
+              <w:t>66</w:t>
+            </w:r>
+            <w:r>
+              <w:rPr>
+                <w:color w:val="000000"/>
+                <w:sz w:val="20"/>
+                <w:szCs w:val="20"/>
+              </w:rPr>
+              <w:t>%</w:t>
             </w:r>
           </w:p>
         </w:tc>
@@ -2085,7 +2419,31 @@
                 <w:sz w:val="20"/>
                 <w:szCs w:val="20"/>
               </w:rPr>
-              <w:t>68,93%</w:t>
+              <w:t>47</w:t>
+            </w:r>
+            <w:r>
+              <w:rPr>
+                <w:color w:val="000000"/>
+                <w:sz w:val="20"/>
+                <w:szCs w:val="20"/>
+              </w:rPr>
+              <w:t>,</w:t>
+            </w:r>
+            <w:r>
+              <w:rPr>
+                <w:color w:val="000000"/>
+                <w:sz w:val="20"/>
+                <w:szCs w:val="20"/>
+              </w:rPr>
+              <w:t>66</w:t>
+            </w:r>
+            <w:r>
+              <w:rPr>
+                <w:color w:val="000000"/>
+                <w:sz w:val="20"/>
+                <w:szCs w:val="20"/>
+              </w:rPr>
+              <w:t>%</w:t>
             </w:r>
           </w:p>
         </w:tc>
@@ -2117,7 +2475,31 @@
                 <w:sz w:val="20"/>
                 <w:szCs w:val="20"/>
               </w:rPr>
-              <w:t>31,07%</w:t>
+              <w:t>52</w:t>
+            </w:r>
+            <w:r>
+              <w:rPr>
+                <w:color w:val="000000"/>
+                <w:sz w:val="20"/>
+                <w:szCs w:val="20"/>
+              </w:rPr>
+              <w:t>,</w:t>
+            </w:r>
+            <w:r>
+              <w:rPr>
+                <w:color w:val="000000"/>
+                <w:sz w:val="20"/>
+                <w:szCs w:val="20"/>
+              </w:rPr>
+              <w:t>34</w:t>
+            </w:r>
+            <w:r>
+              <w:rPr>
+                <w:color w:val="000000"/>
+                <w:sz w:val="20"/>
+                <w:szCs w:val="20"/>
+              </w:rPr>
+              <w:t>%</w:t>
             </w:r>
           </w:p>
         </w:tc>

--- a/Regressões_br_pt.docx
+++ b/Regressões_br_pt.docx
@@ -29,15 +29,7 @@
         <w:t xml:space="preserve">vs. </w:t>
       </w:r>
       <w:r>
-        <w:t xml:space="preserve">DY, CG. Total, </w:t>
-      </w:r>
-      <w:proofErr w:type="spellStart"/>
-      <w:r>
-        <w:t>pré</w:t>
-      </w:r>
-      <w:proofErr w:type="spellEnd"/>
-      <w:r>
-        <w:t xml:space="preserve"> e pós-crise</w:t>
+        <w:t>DY, CG. Total, pré e pós-crise</w:t>
       </w:r>
       <w:bookmarkEnd w:id="0"/>
     </w:p>
@@ -159,7 +151,6 @@
                 <w:szCs w:val="20"/>
               </w:rPr>
             </w:pPr>
-            <w:proofErr w:type="spellStart"/>
             <w:r>
               <w:rPr>
                 <w:b/>
@@ -168,10 +159,26 @@
                 <w:sz w:val="20"/>
                 <w:szCs w:val="20"/>
               </w:rPr>
-              <w:t>DY_Acum</w:t>
-            </w:r>
-            <w:proofErr w:type="spellEnd"/>
-            <w:r>
+              <w:t>DY_Acum.</w:t>
+            </w:r>
+          </w:p>
+        </w:tc>
+        <w:tc>
+          <w:tcPr>
+            <w:tcW w:w="1140" w:type="dxa"/>
+            <w:tcBorders>
+              <w:top w:val="single" w:sz="8" w:space="0" w:color="auto"/>
+              <w:left w:val="nil"/>
+              <w:bottom w:val="single" w:sz="8" w:space="0" w:color="auto"/>
+              <w:right w:val="nil"/>
+            </w:tcBorders>
+            <w:noWrap/>
+            <w:vAlign w:val="center"/>
+            <w:hideMark/>
+          </w:tcPr>
+          <w:p>
+            <w:pPr>
+              <w:jc w:val="center"/>
               <w:rPr>
                 <w:b/>
                 <w:bCs/>
@@ -179,26 +186,8 @@
                 <w:sz w:val="20"/>
                 <w:szCs w:val="20"/>
               </w:rPr>
-              <w:t>.</w:t>
-            </w:r>
-          </w:p>
-        </w:tc>
-        <w:tc>
-          <w:tcPr>
-            <w:tcW w:w="1140" w:type="dxa"/>
-            <w:tcBorders>
-              <w:top w:val="single" w:sz="8" w:space="0" w:color="auto"/>
-              <w:left w:val="nil"/>
-              <w:bottom w:val="single" w:sz="8" w:space="0" w:color="auto"/>
-              <w:right w:val="nil"/>
-            </w:tcBorders>
-            <w:noWrap/>
-            <w:vAlign w:val="center"/>
-            <w:hideMark/>
-          </w:tcPr>
-          <w:p>
-            <w:pPr>
-              <w:jc w:val="center"/>
+            </w:pPr>
+            <w:r>
               <w:rPr>
                 <w:b/>
                 <w:bCs/>
@@ -206,9 +195,26 @@
                 <w:sz w:val="20"/>
                 <w:szCs w:val="20"/>
               </w:rPr>
-            </w:pPr>
-            <w:proofErr w:type="spellStart"/>
-            <w:r>
+              <w:t>CG_Acum.</w:t>
+            </w:r>
+          </w:p>
+        </w:tc>
+        <w:tc>
+          <w:tcPr>
+            <w:tcW w:w="1191" w:type="dxa"/>
+            <w:tcBorders>
+              <w:top w:val="single" w:sz="8" w:space="0" w:color="auto"/>
+              <w:left w:val="nil"/>
+              <w:bottom w:val="single" w:sz="8" w:space="0" w:color="auto"/>
+              <w:right w:val="nil"/>
+            </w:tcBorders>
+            <w:noWrap/>
+            <w:vAlign w:val="center"/>
+            <w:hideMark/>
+          </w:tcPr>
+          <w:p>
+            <w:pPr>
+              <w:jc w:val="center"/>
               <w:rPr>
                 <w:b/>
                 <w:bCs/>
@@ -216,9 +222,7 @@
                 <w:sz w:val="20"/>
                 <w:szCs w:val="20"/>
               </w:rPr>
-              <w:t>CG_Acum</w:t>
-            </w:r>
-            <w:proofErr w:type="spellEnd"/>
+            </w:pPr>
             <w:r>
               <w:rPr>
                 <w:b/>
@@ -227,55 +231,7 @@
                 <w:sz w:val="20"/>
                 <w:szCs w:val="20"/>
               </w:rPr>
-              <w:t>.</w:t>
-            </w:r>
-          </w:p>
-        </w:tc>
-        <w:tc>
-          <w:tcPr>
-            <w:tcW w:w="1191" w:type="dxa"/>
-            <w:tcBorders>
-              <w:top w:val="single" w:sz="8" w:space="0" w:color="auto"/>
-              <w:left w:val="nil"/>
-              <w:bottom w:val="single" w:sz="8" w:space="0" w:color="auto"/>
-              <w:right w:val="nil"/>
-            </w:tcBorders>
-            <w:noWrap/>
-            <w:vAlign w:val="center"/>
-            <w:hideMark/>
-          </w:tcPr>
-          <w:p>
-            <w:pPr>
-              <w:jc w:val="center"/>
-              <w:rPr>
-                <w:b/>
-                <w:bCs/>
-                <w:color w:val="000000"/>
-                <w:sz w:val="20"/>
-                <w:szCs w:val="20"/>
-              </w:rPr>
-            </w:pPr>
-            <w:proofErr w:type="spellStart"/>
-            <w:r>
-              <w:rPr>
-                <w:b/>
-                <w:bCs/>
-                <w:color w:val="000000"/>
-                <w:sz w:val="20"/>
-                <w:szCs w:val="20"/>
-              </w:rPr>
-              <w:t>TSR_Acum</w:t>
-            </w:r>
-            <w:proofErr w:type="spellEnd"/>
-            <w:r>
-              <w:rPr>
-                <w:b/>
-                <w:bCs/>
-                <w:color w:val="000000"/>
-                <w:sz w:val="20"/>
-                <w:szCs w:val="20"/>
-              </w:rPr>
-              <w:t>.</w:t>
+              <w:t>TSR_Acum.</w:t>
             </w:r>
           </w:p>
         </w:tc>
@@ -1091,37 +1047,6 @@
     <w:p/>
     <w:p>
       <w:pPr>
-        <w:rPr>
-          <w:b/>
-          <w:bCs/>
-        </w:rPr>
-      </w:pPr>
-      <w:r>
-        <w:rPr>
-          <w:b/>
-          <w:bCs/>
-          <w:u w:val="single"/>
-        </w:rPr>
-        <w:t>CORRIGIDA A SEGUIR</w:t>
-      </w:r>
-      <w:r>
-        <w:rPr>
-          <w:b/>
-          <w:bCs/>
-        </w:rPr>
-        <w:t>:</w:t>
-      </w:r>
-    </w:p>
-    <w:p>
-      <w:pPr>
-        <w:rPr>
-          <w:b/>
-          <w:bCs/>
-        </w:rPr>
-      </w:pPr>
-    </w:p>
-    <w:p>
-      <w:pPr>
         <w:spacing w:line="240" w:lineRule="atLeast"/>
         <w:jc w:val="both"/>
       </w:pPr>
@@ -1143,15 +1068,7 @@
         <w:t xml:space="preserve">vs. </w:t>
       </w:r>
       <w:r>
-        <w:t xml:space="preserve">DY, CG. Total, </w:t>
-      </w:r>
-      <w:proofErr w:type="spellStart"/>
-      <w:r>
-        <w:t>pré</w:t>
-      </w:r>
-      <w:proofErr w:type="spellEnd"/>
-      <w:r>
-        <w:t xml:space="preserve"> e pós-crise</w:t>
+        <w:t>DY, CG. Total, pré e pós-crise</w:t>
       </w:r>
     </w:p>
     <w:tbl>
@@ -1272,7 +1189,6 @@
                 <w:szCs w:val="20"/>
               </w:rPr>
             </w:pPr>
-            <w:proofErr w:type="spellStart"/>
             <w:r>
               <w:rPr>
                 <w:b/>
@@ -1281,10 +1197,26 @@
                 <w:sz w:val="20"/>
                 <w:szCs w:val="20"/>
               </w:rPr>
-              <w:t>DY_Acum</w:t>
-            </w:r>
-            <w:proofErr w:type="spellEnd"/>
-            <w:r>
+              <w:t>DY_Acum.</w:t>
+            </w:r>
+          </w:p>
+        </w:tc>
+        <w:tc>
+          <w:tcPr>
+            <w:tcW w:w="1140" w:type="dxa"/>
+            <w:tcBorders>
+              <w:top w:val="single" w:sz="8" w:space="0" w:color="auto"/>
+              <w:left w:val="nil"/>
+              <w:bottom w:val="single" w:sz="8" w:space="0" w:color="auto"/>
+              <w:right w:val="nil"/>
+            </w:tcBorders>
+            <w:noWrap/>
+            <w:vAlign w:val="center"/>
+            <w:hideMark/>
+          </w:tcPr>
+          <w:p>
+            <w:pPr>
+              <w:jc w:val="center"/>
               <w:rPr>
                 <w:b/>
                 <w:bCs/>
@@ -1292,26 +1224,8 @@
                 <w:sz w:val="20"/>
                 <w:szCs w:val="20"/>
               </w:rPr>
-              <w:t>.</w:t>
-            </w:r>
-          </w:p>
-        </w:tc>
-        <w:tc>
-          <w:tcPr>
-            <w:tcW w:w="1140" w:type="dxa"/>
-            <w:tcBorders>
-              <w:top w:val="single" w:sz="8" w:space="0" w:color="auto"/>
-              <w:left w:val="nil"/>
-              <w:bottom w:val="single" w:sz="8" w:space="0" w:color="auto"/>
-              <w:right w:val="nil"/>
-            </w:tcBorders>
-            <w:noWrap/>
-            <w:vAlign w:val="center"/>
-            <w:hideMark/>
-          </w:tcPr>
-          <w:p>
-            <w:pPr>
-              <w:jc w:val="center"/>
+            </w:pPr>
+            <w:r>
               <w:rPr>
                 <w:b/>
                 <w:bCs/>
@@ -1319,9 +1233,26 @@
                 <w:sz w:val="20"/>
                 <w:szCs w:val="20"/>
               </w:rPr>
-            </w:pPr>
-            <w:proofErr w:type="spellStart"/>
-            <w:r>
+              <w:t>CG_Acum.</w:t>
+            </w:r>
+          </w:p>
+        </w:tc>
+        <w:tc>
+          <w:tcPr>
+            <w:tcW w:w="1191" w:type="dxa"/>
+            <w:tcBorders>
+              <w:top w:val="single" w:sz="8" w:space="0" w:color="auto"/>
+              <w:left w:val="nil"/>
+              <w:bottom w:val="single" w:sz="8" w:space="0" w:color="auto"/>
+              <w:right w:val="nil"/>
+            </w:tcBorders>
+            <w:noWrap/>
+            <w:vAlign w:val="center"/>
+            <w:hideMark/>
+          </w:tcPr>
+          <w:p>
+            <w:pPr>
+              <w:jc w:val="center"/>
               <w:rPr>
                 <w:b/>
                 <w:bCs/>
@@ -1329,9 +1260,7 @@
                 <w:sz w:val="20"/>
                 <w:szCs w:val="20"/>
               </w:rPr>
-              <w:t>CG_Acum</w:t>
-            </w:r>
-            <w:proofErr w:type="spellEnd"/>
+            </w:pPr>
             <w:r>
               <w:rPr>
                 <w:b/>
@@ -1340,55 +1269,7 @@
                 <w:sz w:val="20"/>
                 <w:szCs w:val="20"/>
               </w:rPr>
-              <w:t>.</w:t>
-            </w:r>
-          </w:p>
-        </w:tc>
-        <w:tc>
-          <w:tcPr>
-            <w:tcW w:w="1191" w:type="dxa"/>
-            <w:tcBorders>
-              <w:top w:val="single" w:sz="8" w:space="0" w:color="auto"/>
-              <w:left w:val="nil"/>
-              <w:bottom w:val="single" w:sz="8" w:space="0" w:color="auto"/>
-              <w:right w:val="nil"/>
-            </w:tcBorders>
-            <w:noWrap/>
-            <w:vAlign w:val="center"/>
-            <w:hideMark/>
-          </w:tcPr>
-          <w:p>
-            <w:pPr>
-              <w:jc w:val="center"/>
-              <w:rPr>
-                <w:b/>
-                <w:bCs/>
-                <w:color w:val="000000"/>
-                <w:sz w:val="20"/>
-                <w:szCs w:val="20"/>
-              </w:rPr>
-            </w:pPr>
-            <w:proofErr w:type="spellStart"/>
-            <w:r>
-              <w:rPr>
-                <w:b/>
-                <w:bCs/>
-                <w:color w:val="000000"/>
-                <w:sz w:val="20"/>
-                <w:szCs w:val="20"/>
-              </w:rPr>
-              <w:t>TSR_Acum</w:t>
-            </w:r>
-            <w:proofErr w:type="spellEnd"/>
-            <w:r>
-              <w:rPr>
-                <w:b/>
-                <w:bCs/>
-                <w:color w:val="000000"/>
-                <w:sz w:val="20"/>
-                <w:szCs w:val="20"/>
-              </w:rPr>
-              <w:t>.</w:t>
+              <w:t>TSR_Acum.</w:t>
             </w:r>
           </w:p>
         </w:tc>
